--- a/Assignment/Assignments.docx
+++ b/Assignment/Assignments.docx
@@ -5173,7 +5173,37 @@
           <w:rStyle w:val="HTMLCode"/>
           <w:rFonts w:ascii="Times New Roman" w:hAnsi="Times New Roman" w:cs="Times New Roman"/>
         </w:rPr>
-        <w:t>Start(S) --3-- A --2-- B --4-- Goal(G)</w:t>
+        <w:t xml:space="preserve">Start(S) --3-- A --2-- </w:t>
+      </w:r>
+      <w:r>
+        <w:rPr>
+          <w:rStyle w:val="HTMLCode"/>
+          <w:rFonts w:ascii="Times New Roman" w:hAnsi="Times New Roman" w:cs="Times New Roman"/>
+          <w:lang w:val="en-US"/>
+        </w:rPr>
+        <w:t>--</w:t>
+      </w:r>
+      <w:r>
+        <w:rPr>
+          <w:rStyle w:val="HTMLCode"/>
+          <w:rFonts w:ascii="Times New Roman" w:hAnsi="Times New Roman" w:cs="Times New Roman"/>
+        </w:rPr>
+        <w:t>B --4--</w:t>
+      </w:r>
+      <w:r>
+        <w:rPr>
+          <w:rStyle w:val="HTMLCode"/>
+          <w:rFonts w:ascii="Times New Roman" w:hAnsi="Times New Roman" w:cs="Times New Roman"/>
+          <w:lang w:val="en-US"/>
+        </w:rPr>
+        <w:t>--</w:t>
+      </w:r>
+      <w:r>
+        <w:rPr>
+          <w:rStyle w:val="HTMLCode"/>
+          <w:rFonts w:ascii="Times New Roman" w:hAnsi="Times New Roman" w:cs="Times New Roman"/>
+        </w:rPr>
+        <w:t xml:space="preserve"> Goal(G)</w:t>
       </w:r>
     </w:p>
     <w:p>
@@ -5189,12 +5219,42 @@
           <w:rStyle w:val="HTMLCode"/>
           <w:rFonts w:ascii="Times New Roman" w:hAnsi="Times New Roman" w:cs="Times New Roman"/>
         </w:rPr>
-        <w:t xml:space="preserve">    |          </w:t>
+        <w:t xml:space="preserve">    </w:t>
       </w:r>
       <w:r>
         <w:rPr>
           <w:rStyle w:val="HTMLCode"/>
           <w:rFonts w:ascii="Times New Roman" w:hAnsi="Times New Roman" w:cs="Times New Roman"/>
+          <w:lang w:val="en-US"/>
+        </w:rPr>
+        <w:t xml:space="preserve">    </w:t>
+      </w:r>
+      <w:r>
+        <w:rPr>
+          <w:rStyle w:val="HTMLCode"/>
+          <w:rFonts w:ascii="Times New Roman" w:hAnsi="Times New Roman" w:cs="Times New Roman"/>
+        </w:rPr>
+        <w:t xml:space="preserve">|         </w:t>
+      </w:r>
+      <w:r>
+        <w:rPr>
+          <w:rStyle w:val="HTMLCode"/>
+          <w:rFonts w:ascii="Times New Roman" w:hAnsi="Times New Roman" w:cs="Times New Roman"/>
+          <w:lang w:val="en-US"/>
+        </w:rPr>
+        <w:t xml:space="preserve">    </w:t>
+      </w:r>
+      <w:r>
+        <w:rPr>
+          <w:rStyle w:val="HTMLCode"/>
+          <w:rFonts w:ascii="Times New Roman" w:hAnsi="Times New Roman" w:cs="Times New Roman"/>
+        </w:rPr>
+        <w:t xml:space="preserve">|      </w:t>
+      </w:r>
+      <w:r>
+        <w:rPr>
+          <w:rStyle w:val="HTMLCode"/>
+          <w:rFonts w:ascii="Times New Roman" w:hAnsi="Times New Roman" w:cs="Times New Roman"/>
         </w:rPr>
         <w:tab/>
       </w:r>
@@ -5203,13 +5263,59 @@
           <w:rStyle w:val="HTMLCode"/>
           <w:rFonts w:ascii="Times New Roman" w:hAnsi="Times New Roman" w:cs="Times New Roman"/>
         </w:rPr>
-        <w:t xml:space="preserve">|      </w:t>
-      </w:r>
-      <w:r>
+        <w:t>|</w:t>
+      </w:r>
+    </w:p>
+    <w:p>
+      <w:pPr>
+        <w:pStyle w:val="HTMLPreformatted"/>
         <w:rPr>
           <w:rStyle w:val="HTMLCode"/>
           <w:rFonts w:ascii="Times New Roman" w:hAnsi="Times New Roman" w:cs="Times New Roman"/>
         </w:rPr>
+      </w:pPr>
+      <w:r>
+        <w:rPr>
+          <w:rStyle w:val="HTMLCode"/>
+          <w:rFonts w:ascii="Times New Roman" w:hAnsi="Times New Roman" w:cs="Times New Roman"/>
+        </w:rPr>
+        <w:t xml:space="preserve">    </w:t>
+      </w:r>
+      <w:r>
+        <w:rPr>
+          <w:rStyle w:val="HTMLCode"/>
+          <w:rFonts w:ascii="Times New Roman" w:hAnsi="Times New Roman" w:cs="Times New Roman"/>
+          <w:lang w:val="en-US"/>
+        </w:rPr>
+        <w:t xml:space="preserve">   </w:t>
+      </w:r>
+      <w:r>
+        <w:rPr>
+          <w:rStyle w:val="HTMLCode"/>
+          <w:rFonts w:ascii="Times New Roman" w:hAnsi="Times New Roman" w:cs="Times New Roman"/>
+        </w:rPr>
+        <w:t xml:space="preserve">5          </w:t>
+      </w:r>
+      <w:r>
+        <w:rPr>
+          <w:rStyle w:val="HTMLCode"/>
+          <w:rFonts w:ascii="Times New Roman" w:hAnsi="Times New Roman" w:cs="Times New Roman"/>
+          <w:lang w:val="en-US"/>
+        </w:rPr>
+        <w:t xml:space="preserve">  </w:t>
+      </w:r>
+      <w:r>
+        <w:rPr>
+          <w:rStyle w:val="HTMLCode"/>
+          <w:rFonts w:ascii="Times New Roman" w:hAnsi="Times New Roman" w:cs="Times New Roman"/>
+        </w:rPr>
+        <w:t xml:space="preserve">4       </w:t>
+      </w:r>
+      <w:r>
+        <w:rPr>
+          <w:rStyle w:val="HTMLCode"/>
+          <w:rFonts w:ascii="Times New Roman" w:hAnsi="Times New Roman" w:cs="Times New Roman"/>
+        </w:rPr>
         <w:tab/>
       </w:r>
       <w:r>
@@ -5217,8 +5323,77 @@
           <w:rStyle w:val="HTMLCode"/>
           <w:rFonts w:ascii="Times New Roman" w:hAnsi="Times New Roman" w:cs="Times New Roman"/>
         </w:rPr>
+        <w:t>3</w:t>
+      </w:r>
+    </w:p>
+    <w:p>
+      <w:pPr>
+        <w:pStyle w:val="HTMLPreformatted"/>
+        <w:rPr>
+          <w:rStyle w:val="HTMLCode"/>
+          <w:rFonts w:ascii="Times New Roman" w:hAnsi="Times New Roman" w:cs="Times New Roman"/>
+          <w:lang w:val="en-US"/>
+        </w:rPr>
+      </w:pPr>
+      <w:r>
+        <w:rPr>
+          <w:rStyle w:val="HTMLCode"/>
+          <w:rFonts w:ascii="Times New Roman" w:hAnsi="Times New Roman" w:cs="Times New Roman"/>
+        </w:rPr>
+        <w:t xml:space="preserve">    </w:t>
+      </w:r>
+      <w:r>
+        <w:rPr>
+          <w:rStyle w:val="HTMLCode"/>
+          <w:rFonts w:ascii="Times New Roman" w:hAnsi="Times New Roman" w:cs="Times New Roman"/>
+          <w:lang w:val="en-US"/>
+        </w:rPr>
+        <w:t xml:space="preserve">   </w:t>
+      </w:r>
+      <w:r>
+        <w:rPr>
+          <w:rStyle w:val="HTMLCode"/>
+          <w:rFonts w:ascii="Times New Roman" w:hAnsi="Times New Roman" w:cs="Times New Roman"/>
+        </w:rPr>
+        <w:t xml:space="preserve">|          </w:t>
+      </w:r>
+      <w:r>
+        <w:rPr>
+          <w:rStyle w:val="HTMLCode"/>
+          <w:rFonts w:ascii="Times New Roman" w:hAnsi="Times New Roman" w:cs="Times New Roman"/>
+        </w:rPr>
+        <w:tab/>
+      </w:r>
+      <w:r>
+        <w:rPr>
+          <w:rStyle w:val="HTMLCode"/>
+          <w:rFonts w:ascii="Times New Roman" w:hAnsi="Times New Roman" w:cs="Times New Roman"/>
+          <w:lang w:val="en-US"/>
+        </w:rPr>
+        <w:t xml:space="preserve">    </w:t>
+      </w:r>
+      <w:r>
+        <w:rPr>
+          <w:rStyle w:val="HTMLCode"/>
+          <w:rFonts w:ascii="Times New Roman" w:hAnsi="Times New Roman" w:cs="Times New Roman"/>
+        </w:rPr>
         <w:t>|</w:t>
       </w:r>
+      <w:r>
+        <w:rPr>
+          <w:rStyle w:val="HTMLCode"/>
+          <w:rFonts w:ascii="Times New Roman" w:hAnsi="Times New Roman" w:cs="Times New Roman"/>
+        </w:rPr>
+        <w:tab/>
+      </w:r>
+      <w:r>
+        <w:rPr>
+          <w:rStyle w:val="HTMLCode"/>
+          <w:rFonts w:ascii="Times New Roman" w:hAnsi="Times New Roman" w:cs="Times New Roman"/>
+          <w:lang w:val="en-US"/>
+        </w:rPr>
+        <w:t>|</w:t>
+      </w:r>
     </w:p>
     <w:p>
       <w:pPr>
@@ -5233,97 +5408,67 @@
           <w:rStyle w:val="HTMLCode"/>
           <w:rFonts w:ascii="Times New Roman" w:hAnsi="Times New Roman" w:cs="Times New Roman"/>
         </w:rPr>
-        <w:t xml:space="preserve">    5          </w:t>
+        <w:t xml:space="preserve">    </w:t>
       </w:r>
       <w:r>
         <w:rPr>
           <w:rStyle w:val="HTMLCode"/>
           <w:rFonts w:ascii="Times New Roman" w:hAnsi="Times New Roman" w:cs="Times New Roman"/>
-        </w:rPr>
-        <w:tab/>
+          <w:lang w:val="en-US"/>
+        </w:rPr>
+        <w:t xml:space="preserve">  </w:t>
       </w:r>
       <w:r>
         <w:rPr>
           <w:rStyle w:val="HTMLCode"/>
           <w:rFonts w:ascii="Times New Roman" w:hAnsi="Times New Roman" w:cs="Times New Roman"/>
         </w:rPr>
-        <w:t xml:space="preserve">4       </w:t>
+        <w:t>C --</w:t>
       </w:r>
       <w:r>
         <w:rPr>
           <w:rStyle w:val="HTMLCode"/>
           <w:rFonts w:ascii="Times New Roman" w:hAnsi="Times New Roman" w:cs="Times New Roman"/>
-        </w:rPr>
-        <w:tab/>
+          <w:lang w:val="en-US"/>
+        </w:rPr>
+        <w:t>--</w:t>
       </w:r>
       <w:r>
         <w:rPr>
           <w:rStyle w:val="HTMLCode"/>
           <w:rFonts w:ascii="Times New Roman" w:hAnsi="Times New Roman" w:cs="Times New Roman"/>
         </w:rPr>
-        <w:t>3</w:t>
-      </w:r>
-    </w:p>
-    <w:p>
-      <w:pPr>
-        <w:pStyle w:val="HTMLPreformatted"/>
+        <w:t>6--</w:t>
+      </w:r>
+      <w:r>
         <w:rPr>
           <w:rStyle w:val="HTMLCode"/>
           <w:rFonts w:ascii="Times New Roman" w:hAnsi="Times New Roman" w:cs="Times New Roman"/>
           <w:lang w:val="en-US"/>
         </w:rPr>
-      </w:pPr>
+        <w:t xml:space="preserve">- </w:t>
+      </w:r>
       <w:r>
         <w:rPr>
           <w:rStyle w:val="HTMLCode"/>
           <w:rFonts w:ascii="Times New Roman" w:hAnsi="Times New Roman" w:cs="Times New Roman"/>
         </w:rPr>
-        <w:t xml:space="preserve">    |          </w:t>
+        <w:t>D --</w:t>
       </w:r>
       <w:r>
         <w:rPr>
           <w:rStyle w:val="HTMLCode"/>
           <w:rFonts w:ascii="Times New Roman" w:hAnsi="Times New Roman" w:cs="Times New Roman"/>
-        </w:rPr>
-        <w:tab/>
+          <w:lang w:val="en-US"/>
+        </w:rPr>
+        <w:t>--</w:t>
       </w:r>
       <w:r>
         <w:rPr>
           <w:rStyle w:val="HTMLCode"/>
           <w:rFonts w:ascii="Times New Roman" w:hAnsi="Times New Roman" w:cs="Times New Roman"/>
         </w:rPr>
-        <w:t>|</w:t>
-      </w:r>
-      <w:r>
-        <w:rPr>
-          <w:rStyle w:val="HTMLCode"/>
-          <w:rFonts w:ascii="Times New Roman" w:hAnsi="Times New Roman" w:cs="Times New Roman"/>
-        </w:rPr>
-        <w:tab/>
-      </w:r>
-      <w:r>
-        <w:rPr>
-          <w:rStyle w:val="HTMLCode"/>
-          <w:rFonts w:ascii="Times New Roman" w:hAnsi="Times New Roman" w:cs="Times New Roman"/>
-          <w:lang w:val="en-US"/>
-        </w:rPr>
-        <w:t>|</w:t>
-      </w:r>
-    </w:p>
-    <w:p>
-      <w:pPr>
-        <w:pStyle w:val="HTMLPreformatted"/>
-        <w:rPr>
-          <w:rStyle w:val="HTMLCode"/>
-          <w:rFonts w:ascii="Times New Roman" w:hAnsi="Times New Roman" w:cs="Times New Roman"/>
-        </w:rPr>
-      </w:pPr>
-      <w:r>
-        <w:rPr>
-          <w:rStyle w:val="HTMLCode"/>
-          <w:rFonts w:ascii="Times New Roman" w:hAnsi="Times New Roman" w:cs="Times New Roman"/>
-        </w:rPr>
-        <w:t xml:space="preserve">    C --6-- D --5-- E --2-- G</w:t>
+        <w:t>5-- E --2-- G</w:t>
       </w:r>
     </w:p>
     <w:p>
@@ -5374,6 +5519,49 @@
       </w:r>
       <w:r>
         <w:t xml:space="preserve"> For the Romania map problem:</w:t>
+      </w:r>
+    </w:p>
+    <w:p>
+      <w:pPr>
+        <w:pStyle w:val="NormalWeb"/>
+        <w:jc w:val="center"/>
+      </w:pPr>
+      <w:r>
+        <w:drawing>
+          <wp:inline distT="0" distB="0" distL="0" distR="0" wp14:anchorId="6B63D1D2" wp14:editId="0EF489EB">
+            <wp:extent cx="4997395" cy="3321452"/>
+            <wp:effectExtent l="0" t="0" r="0" b="6350"/>
+            <wp:docPr id="1934860100" name="Picture 1"/>
+            <wp:cNvGraphicFramePr>
+              <a:graphicFrameLocks xmlns:a="http://schemas.openxmlformats.org/drawingml/2006/main" noChangeAspect="1"/>
+            </wp:cNvGraphicFramePr>
+            <a:graphic xmlns:a="http://schemas.openxmlformats.org/drawingml/2006/main">
+              <a:graphicData uri="http://schemas.openxmlformats.org/drawingml/2006/picture">
+                <pic:pic xmlns:pic="http://schemas.openxmlformats.org/drawingml/2006/picture">
+                  <pic:nvPicPr>
+                    <pic:cNvPr id="1934860100" name=""/>
+                    <pic:cNvPicPr/>
+                  </pic:nvPicPr>
+                  <pic:blipFill>
+                    <a:blip r:embed="rId6"/>
+                    <a:stretch>
+                      <a:fillRect/>
+                    </a:stretch>
+                  </pic:blipFill>
+                  <pic:spPr>
+                    <a:xfrm>
+                      <a:off x="0" y="0"/>
+                      <a:ext cx="5008147" cy="3328598"/>
+                    </a:xfrm>
+                    <a:prstGeom prst="rect">
+                      <a:avLst/>
+                    </a:prstGeom>
+                  </pic:spPr>
+                </pic:pic>
+              </a:graphicData>
+            </a:graphic>
+          </wp:inline>
+        </w:drawing>
       </w:r>
     </w:p>
     <w:p>
@@ -5500,6 +5688,7 @@
         <w:rPr>
           <w:rStyle w:val="Strong"/>
         </w:rPr>
+        <w:lastRenderedPageBreak/>
         <w:t>Problem 3:</w:t>
       </w:r>
       <w:r>
@@ -5585,7 +5774,22 @@
           <w:rStyle w:val="HTMLCode"/>
           <w:rFonts w:ascii="Times New Roman" w:hAnsi="Times New Roman" w:cs="Times New Roman"/>
         </w:rPr>
-        <w:t xml:space="preserve">                MAX</w:t>
+        <w:t xml:space="preserve">               </w:t>
+      </w:r>
+      <w:r>
+        <w:rPr>
+          <w:rStyle w:val="HTMLCode"/>
+          <w:rFonts w:ascii="Times New Roman" w:hAnsi="Times New Roman" w:cs="Times New Roman"/>
+          <w:lang w:val="en-US"/>
+        </w:rPr>
+        <w:t xml:space="preserve">  </w:t>
+      </w:r>
+      <w:r>
+        <w:rPr>
+          <w:rStyle w:val="HTMLCode"/>
+          <w:rFonts w:ascii="Times New Roman" w:hAnsi="Times New Roman" w:cs="Times New Roman"/>
+        </w:rPr>
+        <w:t xml:space="preserve"> MAX</w:t>
       </w:r>
     </w:p>
     <w:p>
@@ -5601,7 +5805,37 @@
           <w:rStyle w:val="HTMLCode"/>
           <w:rFonts w:ascii="Times New Roman" w:hAnsi="Times New Roman" w:cs="Times New Roman"/>
         </w:rPr>
-        <w:t xml:space="preserve">           /     |      \</w:t>
+        <w:t xml:space="preserve">           </w:t>
+      </w:r>
+      <w:r>
+        <w:rPr>
+          <w:rStyle w:val="HTMLCode"/>
+          <w:rFonts w:ascii="Times New Roman" w:hAnsi="Times New Roman" w:cs="Times New Roman"/>
+          <w:lang w:val="en-US"/>
+        </w:rPr>
+        <w:t xml:space="preserve">   </w:t>
+      </w:r>
+      <w:r>
+        <w:rPr>
+          <w:rStyle w:val="HTMLCode"/>
+          <w:rFonts w:ascii="Times New Roman" w:hAnsi="Times New Roman" w:cs="Times New Roman"/>
+        </w:rPr>
+        <w:t xml:space="preserve">/     </w:t>
+      </w:r>
+      <w:r>
+        <w:rPr>
+          <w:rStyle w:val="HTMLCode"/>
+          <w:rFonts w:ascii="Times New Roman" w:hAnsi="Times New Roman" w:cs="Times New Roman"/>
+          <w:lang w:val="en-US"/>
+        </w:rPr>
+        <w:t xml:space="preserve"> </w:t>
+      </w:r>
+      <w:r>
+        <w:rPr>
+          <w:rStyle w:val="HTMLCode"/>
+          <w:rFonts w:ascii="Times New Roman" w:hAnsi="Times New Roman" w:cs="Times New Roman"/>
+        </w:rPr>
+        <w:t>|      \</w:t>
       </w:r>
     </w:p>
     <w:p>
@@ -5617,7 +5851,37 @@
           <w:rStyle w:val="HTMLCode"/>
           <w:rFonts w:ascii="Times New Roman" w:hAnsi="Times New Roman" w:cs="Times New Roman"/>
         </w:rPr>
-        <w:t xml:space="preserve">          3      12      8</w:t>
+        <w:t xml:space="preserve">          </w:t>
+      </w:r>
+      <w:r>
+        <w:rPr>
+          <w:rStyle w:val="HTMLCode"/>
+          <w:rFonts w:ascii="Times New Roman" w:hAnsi="Times New Roman" w:cs="Times New Roman"/>
+          <w:lang w:val="en-US"/>
+        </w:rPr>
+        <w:t xml:space="preserve"> </w:t>
+      </w:r>
+      <w:r>
+        <w:rPr>
+          <w:rStyle w:val="HTMLCode"/>
+          <w:rFonts w:ascii="Times New Roman" w:hAnsi="Times New Roman" w:cs="Times New Roman"/>
+        </w:rPr>
+        <w:t xml:space="preserve">3      12    </w:t>
+      </w:r>
+      <w:r>
+        <w:rPr>
+          <w:rStyle w:val="HTMLCode"/>
+          <w:rFonts w:ascii="Times New Roman" w:hAnsi="Times New Roman" w:cs="Times New Roman"/>
+          <w:lang w:val="en-US"/>
+        </w:rPr>
+        <w:t xml:space="preserve">  </w:t>
+      </w:r>
+      <w:r>
+        <w:rPr>
+          <w:rStyle w:val="HTMLCode"/>
+          <w:rFonts w:ascii="Times New Roman" w:hAnsi="Times New Roman" w:cs="Times New Roman"/>
+        </w:rPr>
+        <w:t>8</w:t>
       </w:r>
     </w:p>
     <w:p>
@@ -5633,7 +5897,82 @@
           <w:rStyle w:val="HTMLCode"/>
           <w:rFonts w:ascii="Times New Roman" w:hAnsi="Times New Roman" w:cs="Times New Roman"/>
         </w:rPr>
-        <w:t xml:space="preserve">         / \    / \     / \</w:t>
+        <w:t xml:space="preserve">         / </w:t>
+      </w:r>
+      <w:r>
+        <w:rPr>
+          <w:rStyle w:val="HTMLCode"/>
+          <w:rFonts w:ascii="Times New Roman" w:hAnsi="Times New Roman" w:cs="Times New Roman"/>
+          <w:lang w:val="en-US"/>
+        </w:rPr>
+        <w:t xml:space="preserve">  </w:t>
+      </w:r>
+      <w:r>
+        <w:rPr>
+          <w:rStyle w:val="HTMLCode"/>
+          <w:rFonts w:ascii="Times New Roman" w:hAnsi="Times New Roman" w:cs="Times New Roman"/>
+        </w:rPr>
+        <w:t xml:space="preserve">\    </w:t>
+      </w:r>
+      <w:r>
+        <w:rPr>
+          <w:rStyle w:val="HTMLCode"/>
+          <w:rFonts w:ascii="Times New Roman" w:hAnsi="Times New Roman" w:cs="Times New Roman"/>
+          <w:lang w:val="en-US"/>
+        </w:rPr>
+        <w:t xml:space="preserve">   </w:t>
+      </w:r>
+      <w:r>
+        <w:rPr>
+          <w:rStyle w:val="HTMLCode"/>
+          <w:rFonts w:ascii="Times New Roman" w:hAnsi="Times New Roman" w:cs="Times New Roman"/>
+        </w:rPr>
+        <w:t xml:space="preserve">/ </w:t>
+      </w:r>
+      <w:r>
+        <w:rPr>
+          <w:rStyle w:val="HTMLCode"/>
+          <w:rFonts w:ascii="Times New Roman" w:hAnsi="Times New Roman" w:cs="Times New Roman"/>
+          <w:lang w:val="en-US"/>
+        </w:rPr>
+        <w:t xml:space="preserve"> </w:t>
+      </w:r>
+      <w:r>
+        <w:rPr>
+          <w:rStyle w:val="HTMLCode"/>
+          <w:rFonts w:ascii="Times New Roman" w:hAnsi="Times New Roman" w:cs="Times New Roman"/>
+        </w:rPr>
+        <w:t xml:space="preserve">\   </w:t>
+      </w:r>
+      <w:r>
+        <w:rPr>
+          <w:rStyle w:val="HTMLCode"/>
+          <w:rFonts w:ascii="Times New Roman" w:hAnsi="Times New Roman" w:cs="Times New Roman"/>
+          <w:lang w:val="en-US"/>
+        </w:rPr>
+        <w:t xml:space="preserve"> </w:t>
+      </w:r>
+      <w:r>
+        <w:rPr>
+          <w:rStyle w:val="HTMLCode"/>
+          <w:rFonts w:ascii="Times New Roman" w:hAnsi="Times New Roman" w:cs="Times New Roman"/>
+        </w:rPr>
+        <w:t xml:space="preserve">/ </w:t>
+      </w:r>
+      <w:r>
+        <w:rPr>
+          <w:rStyle w:val="HTMLCode"/>
+          <w:rFonts w:ascii="Times New Roman" w:hAnsi="Times New Roman" w:cs="Times New Roman"/>
+          <w:lang w:val="en-US"/>
+        </w:rPr>
+        <w:t xml:space="preserve"> </w:t>
+      </w:r>
+      <w:r>
+        <w:rPr>
+          <w:rStyle w:val="HTMLCode"/>
+          <w:rFonts w:ascii="Times New Roman" w:hAnsi="Times New Roman" w:cs="Times New Roman"/>
+        </w:rPr>
+        <w:t>\</w:t>
       </w:r>
     </w:p>
     <w:p>
@@ -5665,7 +6004,97 @@
           <w:rStyle w:val="HTMLCode"/>
           <w:rFonts w:ascii="Times New Roman" w:hAnsi="Times New Roman" w:cs="Times New Roman"/>
         </w:rPr>
-        <w:t xml:space="preserve">       /|   |\ |\  |\  |\  |\</w:t>
+        <w:t xml:space="preserve">       /</w:t>
+      </w:r>
+      <w:r>
+        <w:rPr>
+          <w:rStyle w:val="HTMLCode"/>
+          <w:rFonts w:ascii="Times New Roman" w:hAnsi="Times New Roman" w:cs="Times New Roman"/>
+          <w:lang w:val="en-US"/>
+        </w:rPr>
+        <w:t xml:space="preserve"> </w:t>
+      </w:r>
+      <w:r>
+        <w:rPr>
+          <w:rStyle w:val="HTMLCode"/>
+          <w:rFonts w:ascii="Times New Roman" w:hAnsi="Times New Roman" w:cs="Times New Roman"/>
+        </w:rPr>
+        <w:t>|   |</w:t>
+      </w:r>
+      <w:r>
+        <w:rPr>
+          <w:rStyle w:val="HTMLCode"/>
+          <w:rFonts w:ascii="Times New Roman" w:hAnsi="Times New Roman" w:cs="Times New Roman"/>
+          <w:lang w:val="en-US"/>
+        </w:rPr>
+        <w:t xml:space="preserve"> </w:t>
+      </w:r>
+      <w:r>
+        <w:rPr>
+          <w:rStyle w:val="HTMLCode"/>
+          <w:rFonts w:ascii="Times New Roman" w:hAnsi="Times New Roman" w:cs="Times New Roman"/>
+        </w:rPr>
+        <w:t xml:space="preserve">\ </w:t>
+      </w:r>
+      <w:r>
+        <w:rPr>
+          <w:rStyle w:val="HTMLCode"/>
+          <w:rFonts w:ascii="Times New Roman" w:hAnsi="Times New Roman" w:cs="Times New Roman"/>
+          <w:lang w:val="en-US"/>
+        </w:rPr>
+        <w:t xml:space="preserve"> </w:t>
+      </w:r>
+      <w:r>
+        <w:rPr>
+          <w:rStyle w:val="HTMLCode"/>
+          <w:rFonts w:ascii="Times New Roman" w:hAnsi="Times New Roman" w:cs="Times New Roman"/>
+        </w:rPr>
+        <w:t xml:space="preserve">|\ </w:t>
+      </w:r>
+      <w:r>
+        <w:rPr>
+          <w:rStyle w:val="HTMLCode"/>
+          <w:rFonts w:ascii="Times New Roman" w:hAnsi="Times New Roman" w:cs="Times New Roman"/>
+          <w:lang w:val="en-US"/>
+        </w:rPr>
+        <w:t xml:space="preserve"> </w:t>
+      </w:r>
+      <w:r>
+        <w:rPr>
+          <w:rStyle w:val="HTMLCode"/>
+          <w:rFonts w:ascii="Times New Roman" w:hAnsi="Times New Roman" w:cs="Times New Roman"/>
+        </w:rPr>
+        <w:t xml:space="preserve"> |\  </w:t>
+      </w:r>
+      <w:r>
+        <w:rPr>
+          <w:rStyle w:val="HTMLCode"/>
+          <w:rFonts w:ascii="Times New Roman" w:hAnsi="Times New Roman" w:cs="Times New Roman"/>
+          <w:lang w:val="en-US"/>
+        </w:rPr>
+        <w:t xml:space="preserve">   </w:t>
+      </w:r>
+      <w:r>
+        <w:rPr>
+          <w:rStyle w:val="HTMLCode"/>
+          <w:rFonts w:ascii="Times New Roman" w:hAnsi="Times New Roman" w:cs="Times New Roman"/>
+        </w:rPr>
+        <w:t xml:space="preserve">|\  </w:t>
+      </w:r>
+      <w:r>
+        <w:rPr>
+          <w:rStyle w:val="HTMLCode"/>
+          <w:rFonts w:ascii="Times New Roman" w:hAnsi="Times New Roman" w:cs="Times New Roman"/>
+          <w:lang w:val="en-US"/>
+        </w:rPr>
+        <w:t xml:space="preserve">  </w:t>
+      </w:r>
+      <w:r>
+        <w:rPr>
+          <w:rStyle w:val="HTMLCode"/>
+          <w:rFonts w:ascii="Times New Roman" w:hAnsi="Times New Roman" w:cs="Times New Roman"/>
+        </w:rPr>
+        <w:t>|\</w:t>
       </w:r>
     </w:p>
     <w:p>
@@ -5681,7 +6110,7 @@
           <w:rStyle w:val="HTMLCode"/>
           <w:rFonts w:ascii="Times New Roman" w:hAnsi="Times New Roman" w:cs="Times New Roman"/>
         </w:rPr>
-        <w:t xml:space="preserve">       3 12 8 4 8 2 5 7 14 5 2 9</w:t>
+        <w:t xml:space="preserve">      3 12 8 4 8 2 5 7 14 5 2 9</w:t>
       </w:r>
     </w:p>
     <w:p>
@@ -5717,7 +6146,6 @@
         </w:numPr>
       </w:pPr>
       <w:r>
-        <w:lastRenderedPageBreak/>
         <w:t>How many nodes were pruned?</w:t>
       </w:r>
     </w:p>
@@ -5924,6 +6352,7 @@
         </w:numPr>
       </w:pPr>
       <w:r>
+        <w:lastRenderedPageBreak/>
         <w:t xml:space="preserve">(P → Q) ≡ (¬P </w:t>
       </w:r>
       <w:r>
@@ -6164,7 +6593,6 @@
         <w:rPr>
           <w:rFonts w:ascii="Times New Roman" w:hAnsi="Times New Roman" w:cs="Times New Roman"/>
         </w:rPr>
-        <w:lastRenderedPageBreak/>
         <w:t>P(Disease) = 0.01</w:t>
       </w:r>
     </w:p>
@@ -6417,6 +6845,7 @@
         </w:numPr>
       </w:pPr>
       <w:r>
+        <w:lastRenderedPageBreak/>
         <w:t xml:space="preserve">P(R=T) </w:t>
       </w:r>
     </w:p>
@@ -6589,7 +7018,6 @@
         <w:rPr>
           <w:rFonts w:ascii="Times New Roman" w:hAnsi="Times New Roman" w:cs="Times New Roman"/>
         </w:rPr>
-        <w:lastRenderedPageBreak/>
         <w:t>IF temperature is Medium THEN discomfort is Medium</w:t>
       </w:r>
     </w:p>
@@ -6784,6 +7212,7 @@
           <w:rFonts w:ascii="Times New Roman" w:hAnsi="Times New Roman" w:cs="Times New Roman"/>
           <w:color w:val="000000" w:themeColor="text1"/>
         </w:rPr>
+        <w:lastRenderedPageBreak/>
         <w:t>Assignment 4.2: Logistic Regression</w:t>
       </w:r>
     </w:p>
@@ -6936,7 +7365,6 @@
                 <w:b w:val="0"/>
                 <w:bCs w:val="0"/>
               </w:rPr>
-              <w:lastRenderedPageBreak/>
               <w:t>Outlook</w:t>
             </w:r>
           </w:p>
@@ -7687,8 +8115,16 @@
         </w:numPr>
       </w:pPr>
       <w:r>
-        <w:t xml:space="preserve">Calculate entropy of Play: H(S) = -Σ pᵢ·log₂(pᵢ) </w:t>
-      </w:r>
+        <w:t xml:space="preserve">Calculate entropy of Play: </w:t>
+      </w:r>
+      <m:oMath>
+        <m:r>
+          <w:rPr>
+            <w:rFonts w:ascii="Cambria Math" w:hAnsi="Cambria Math"/>
+          </w:rPr>
+          <m:t xml:space="preserve">H(S) = -Σ pᵢ·log₂(pᵢ) </m:t>
+        </m:r>
+      </m:oMath>
     </w:p>
     <w:p>
       <w:pPr>
@@ -8349,6 +8785,7 @@
         </w:numPr>
       </w:pPr>
       <w:r>
+        <w:lastRenderedPageBreak/>
         <w:t xml:space="preserve">Calculate P("free"|Spam), P("money"|Spam) </w:t>
       </w:r>
     </w:p>
@@ -8511,7 +8948,6 @@
         <w:rPr>
           <w:rFonts w:ascii="Times New Roman" w:hAnsi="Times New Roman" w:cs="Times New Roman"/>
         </w:rPr>
-        <w:lastRenderedPageBreak/>
         <w:t>Training error: 2%</w:t>
       </w:r>
     </w:p>
@@ -9005,6 +9441,7 @@
         <w:pStyle w:val="NormalWeb"/>
       </w:pPr>
       <w:r>
+        <w:lastRenderedPageBreak/>
         <w:t>Initial weights: w₁=0.5, w₂=0.5, bias=0, learning rate=0.1 Activation: step function (1 if z≥0, else 0)</w:t>
       </w:r>
     </w:p>
@@ -9149,7 +9586,6 @@
           <w:rFonts w:ascii="Times New Roman" w:hAnsi="Times New Roman" w:cs="Times New Roman"/>
           <w:color w:val="000000" w:themeColor="text1"/>
         </w:rPr>
-        <w:lastRenderedPageBreak/>
         <w:t>Assignment 5.3: Forward Propagation</w:t>
       </w:r>
     </w:p>
@@ -9378,6 +9814,7 @@
         <w:rPr>
           <w:rFonts w:ascii="Times New Roman" w:hAnsi="Times New Roman" w:cs="Times New Roman"/>
         </w:rPr>
+        <w:lastRenderedPageBreak/>
         <w:t>Loss: L = ½(y_true - y_pred)²</w:t>
       </w:r>
     </w:p>
@@ -9518,7 +9955,6 @@
         </w:numPr>
       </w:pPr>
       <w:r>
-        <w:lastRenderedPageBreak/>
         <w:t>Show 3 complete iterations</w:t>
       </w:r>
     </w:p>
@@ -9728,6 +10164,7 @@
           <w:rFonts w:ascii="Times New Roman" w:hAnsi="Times New Roman" w:cs="Times New Roman"/>
           <w:color w:val="000000" w:themeColor="text1"/>
         </w:rPr>
+        <w:lastRenderedPageBreak/>
         <w:t>Problem B: Optimization Comparison</w:t>
       </w:r>
     </w:p>
